--- a/testakten/rentenrecht-erwerbsminderung-long-covid-pots-koeln/99_arbeitsstand_und_offene_punkte_2026-07-06.docx
+++ b/testakten/rentenrecht-erwerbsminderung-long-covid-pots-koeln/99_arbeitsstand_und_offene_punkte_2026-07-06.docx
@@ -4,107 +4,260 @@
   <w:body>
     <w:p>
       <w:pPr>
-        <w:spacing w:after="120" w:line="259" w:lineRule="auto"/>
-        <w:jc w:val="left"/>
+        <w:spacing w:after="180"/>
       </w:pPr>
       <w:r>
         <w:rPr>
-          <w:rFonts w:ascii="Times New Roman" w:hAnsi="Times New Roman"/>
-          <w:b w:val="0"/>
-          <w:i w:val="0"/>
-          <w:sz w:val="22"/>
+          <w:rFonts w:ascii="Arial" w:hAnsi="Arial" w:eastAsia="Arial"/>
+          <w:b/>
+          <w:color w:val="5C6569"/>
+          <w:sz w:val="16"/>
         </w:rPr>
-        <w:t>Rentenberatung Jessen &amp; Kollegium | Aktenzeichen intern 2026-RNT-6155</w:t>
+        <w:t>AKTENVERMERK</w:t>
+      </w:r>
+    </w:p>
+    <w:tbl>
+      <w:tblPr>
+        <w:tblW w:type="auto" w:w="0"/>
+        <w:jc w:val="right"/>
+        <w:tblLayout w:type="fixed"/>
+        <w:tblLook w:firstColumn="1" w:firstRow="1" w:lastColumn="0" w:lastRow="0" w:noHBand="0" w:noVBand="1" w:val="04A0"/>
+      </w:tblPr>
+      <w:tblGrid>
+        <w:gridCol w:w="4720"/>
+        <w:gridCol w:w="4720"/>
+      </w:tblGrid>
+      <w:tr>
+        <w:tc>
+          <w:tcPr>
+            <w:tcW w:type="dxa" w:w="1757"/>
+          </w:tcPr>
+          <w:p>
+            <w:r>
+              <w:rPr>
+                <w:rFonts w:ascii="Arial" w:hAnsi="Arial" w:eastAsia="Arial"/>
+                <w:b/>
+                <w:color w:val="5C6569"/>
+                <w:sz w:val="16"/>
+              </w:rPr>
+              <w:t>Datum</w:t>
+            </w:r>
+          </w:p>
+        </w:tc>
+        <w:tc>
+          <w:tcPr>
+            <w:tcW w:type="dxa" w:w="2948"/>
+          </w:tcPr>
+          <w:p>
+            <w:r>
+              <w:rPr>
+                <w:rFonts w:ascii="Arial" w:hAnsi="Arial" w:eastAsia="Arial"/>
+                <w:b w:val="0"/>
+                <w:sz w:val="16"/>
+              </w:rPr>
+              <w:t>6. Juli 2026</w:t>
+            </w:r>
+          </w:p>
+        </w:tc>
+      </w:tr>
+      <w:tr>
+        <w:tc>
+          <w:tcPr>
+            <w:tcW w:type="dxa" w:w="1757"/>
+          </w:tcPr>
+          <w:p>
+            <w:r>
+              <w:rPr>
+                <w:rFonts w:ascii="Arial" w:hAnsi="Arial" w:eastAsia="Arial"/>
+                <w:b/>
+                <w:color w:val="5C6569"/>
+                <w:sz w:val="16"/>
+              </w:rPr>
+              <w:t>Aktenzeichen</w:t>
+            </w:r>
+          </w:p>
+        </w:tc>
+        <w:tc>
+          <w:tcPr>
+            <w:tcW w:type="dxa" w:w="2948"/>
+          </w:tcPr>
+          <w:p>
+            <w:r>
+              <w:rPr>
+                <w:rFonts w:ascii="Arial" w:hAnsi="Arial" w:eastAsia="Arial"/>
+                <w:b w:val="0"/>
+                <w:sz w:val="16"/>
+              </w:rPr>
+              <w:t>RF-26-204 / jf</w:t>
+            </w:r>
+          </w:p>
+        </w:tc>
+      </w:tr>
+      <w:tr>
+        <w:tc>
+          <w:tcPr>
+            <w:tcW w:type="dxa" w:w="1757"/>
+          </w:tcPr>
+          <w:p>
+            <w:r>
+              <w:rPr>
+                <w:rFonts w:ascii="Arial" w:hAnsi="Arial" w:eastAsia="Arial"/>
+                <w:b/>
+                <w:color w:val="5C6569"/>
+                <w:sz w:val="16"/>
+              </w:rPr>
+              <w:t>Bearbeitung</w:t>
+            </w:r>
+          </w:p>
+        </w:tc>
+        <w:tc>
+          <w:tcPr>
+            <w:tcW w:type="dxa" w:w="2948"/>
+          </w:tcPr>
+          <w:p>
+            <w:r>
+              <w:rPr>
+                <w:rFonts w:ascii="Arial" w:hAnsi="Arial" w:eastAsia="Arial"/>
+                <w:b w:val="0"/>
+                <w:sz w:val="16"/>
+              </w:rPr>
+              <w:t>Jana Frings</w:t>
+            </w:r>
+          </w:p>
+        </w:tc>
+      </w:tr>
+    </w:tbl>
+    <w:p/>
+    <w:p>
+      <w:pPr>
+        <w:pStyle w:val="Title"/>
+      </w:pPr>
+      <w:r>
+        <w:rPr>
+          <w:rFonts w:ascii="Arial" w:hAnsi="Arial" w:eastAsia="Arial"/>
+          <w:b/>
+          <w:color w:val="173941"/>
+          <w:sz w:val="34"/>
+        </w:rPr>
+        <w:t>Arbeitsstand Renneberg / Widerspruch Erwerbsminderungsrente</w:t>
       </w:r>
     </w:p>
     <w:p>
       <w:pPr>
         <w:pStyle w:val="Heading1"/>
-        <w:spacing w:before="120" w:after="60" w:line="259" w:lineRule="auto"/>
       </w:pPr>
       <w:r>
-        <w:rPr>
-          <w:rFonts w:ascii="Times New Roman" w:hAnsi="Times New Roman"/>
-          <w:b/>
-          <w:sz w:val="22"/>
-        </w:rPr>
-        <w:t>Arbeitsstand und offene Punkte</w:t>
+        <w:t>1. Frist</w:t>
       </w:r>
     </w:p>
     <w:p>
       <w:pPr>
-        <w:pStyle w:val="Heading2"/>
-        <w:spacing w:before="120" w:after="60" w:line="259" w:lineRule="auto"/>
+        <w:jc w:val="both"/>
       </w:pPr>
       <w:r>
         <w:rPr>
-          <w:rFonts w:ascii="Times New Roman" w:hAnsi="Times New Roman"/>
-          <w:b/>
-          <w:sz w:val="22"/>
+          <w:rFonts w:ascii="Arial" w:hAnsi="Arial" w:eastAsia="Arial"/>
+          <w:b w:val="0"/>
+          <w:sz w:val="21"/>
         </w:rPr>
-        <w:t>1. Sofort zu sichern</w:t>
+        <w:t>Der Bescheid ging nach Umschlag und E-Mail der Mandantin am 24. Juni 2026 zu. Der Widerspruch wurde am 1. Juli 2026 per Einschreiben und Telefax abgesandt. Faxprotokoll ist vorhanden; die schriftliche Eingangsbestätigung steht aus.</w:t>
       </w:r>
     </w:p>
     <w:p>
       <w:pPr>
-        <w:spacing w:line="259" w:lineRule="auto" w:after="60"/>
-        <w:jc w:val="both"/>
+        <w:pStyle w:val="Heading1"/>
       </w:pPr>
       <w:r>
-        <w:t>Frist, Zuständigkeit, Akteneinsicht und fehlende Anlagen sind vor jeder vertieften materiellen Prüfung zu ordnen. Das Arbeitsprodukt soll zuerst eine belastbare Fristen- und Belegmatrix liefern.</w:t>
+        <w:t>2. Verwaltungsakte</w:t>
       </w:r>
     </w:p>
     <w:p>
       <w:pPr>
-        <w:pStyle w:val="Heading2"/>
-        <w:spacing w:before="120" w:after="60" w:line="259" w:lineRule="auto"/>
+        <w:jc w:val="both"/>
       </w:pPr>
       <w:r>
         <w:rPr>
-          <w:rFonts w:ascii="Times New Roman" w:hAnsi="Times New Roman"/>
-          <w:b/>
-          <w:sz w:val="22"/>
+          <w:rFonts w:ascii="Arial" w:hAnsi="Arial" w:eastAsia="Arial"/>
+          <w:b w:val="0"/>
+          <w:sz w:val="21"/>
         </w:rPr>
-        <w:t>2. Offene Belege</w:t>
+        <w:t>Angefordert sind die sozialmedizinische Stellungnahme vom 15. Juni 2026, Untersuchungsbogen vom 10. Juni 2026, interne Auswertung des Reha-Berichts und sämtliche Befundanforderungen. Wiedervorlage am 12. Juli 2026; bei fehlender Reaktion telefonische Nachfrage beim Servicezentrum.</w:t>
       </w:r>
     </w:p>
     <w:p>
       <w:pPr>
-        <w:spacing w:line="259" w:lineRule="auto" w:after="60"/>
-        <w:jc w:val="both"/>
+        <w:pStyle w:val="Heading1"/>
       </w:pPr>
       <w:r>
-        <w:t>Die Akte enthält bewusst nicht alle Unterlagen vollständig. Nachzufordern sind nur die Dokumente, die den nächsten Verfahrensschritt ändern: Bescheidgrundlage, medizinische oder wirtschaftliche Kernbelege, Vollmachten, Register- oder Kontoauszüge.</w:t>
+        <w:t>3. Beweisunterlagen</w:t>
       </w:r>
     </w:p>
     <w:p>
       <w:pPr>
-        <w:pStyle w:val="Heading2"/>
-        <w:spacing w:before="120" w:after="60" w:line="259" w:lineRule="auto"/>
+        <w:jc w:val="both"/>
       </w:pPr>
       <w:r>
         <w:rPr>
-          <w:rFonts w:ascii="Times New Roman" w:hAnsi="Times New Roman"/>
-          <w:b/>
-          <w:sz w:val="22"/>
+          <w:rFonts w:ascii="Arial" w:hAnsi="Arial" w:eastAsia="Arial"/>
+          <w:b w:val="0"/>
+          <w:sz w:val="21"/>
         </w:rPr>
-        <w:t>3. Ergebnisoffenheit</w:t>
+        <w:t>Der Reha-Bericht, der Kipptischbefund und die Arbeitgeberbescheinigung liegen vor. Es fehlen die betriebliche Zeiterfassung, die vollständigen Therapieteilnahmelisten der Reha und die Bildschirmfotos der Pulsuhr. Der Ehemann soll die Originalnotizen nicht nachträglich glätten, sondern datiert im vorhandenen Zustand vorlegen.</w:t>
       </w:r>
     </w:p>
     <w:p>
       <w:pPr>
-        <w:spacing w:line="259" w:lineRule="auto" w:after="60"/>
+        <w:pStyle w:val="Heading1"/>
+      </w:pPr>
+      <w:r>
+        <w:t>4. Nächster Arbeitsschritt</w:t>
+      </w:r>
+    </w:p>
+    <w:p>
+      <w:pPr>
         <w:jc w:val="both"/>
       </w:pPr>
       <w:r>
-        <w:t>Der Vermerk hält keine rechtliche Lösung fest. Die Würdigung soll aus den vorhandenen Unterlagen, den Fristen und der Beweislast entstehen.</w:t>
+        <w:rPr>
+          <w:rFonts w:ascii="Arial" w:hAnsi="Arial" w:eastAsia="Arial"/>
+          <w:b w:val="0"/>
+          <w:sz w:val="21"/>
+        </w:rPr>
+        <w:t>Nach Akteneinsicht wird eine Befund- und Widerspruchsmatrix erstellt: beobachtete Leistungsdauer, Pausenbedarf, Folgetag-Ausfall, Wegefähigkeit und betriebliche Verwertbarkeit. Diagnosen werden nur mit funktionellen Auswirkungen verbunden. Eine ergänzende Untersuchung wird erst nach Sichtung des DRV-Gutachtens beantragt.</w:t>
+      </w:r>
+    </w:p>
+    <w:p>
+      <w:pPr>
+        <w:spacing w:before="280"/>
+      </w:pPr>
+      <w:r>
+        <w:rPr>
+          <w:rFonts w:ascii="Arial" w:hAnsi="Arial" w:eastAsia="Arial"/>
+          <w:b/>
+          <w:sz w:val="21"/>
+        </w:rPr>
+        <w:t>Jana Frings</w:t>
+      </w:r>
+    </w:p>
+    <w:p>
+      <w:pPr>
+        <w:spacing w:after="0"/>
+      </w:pPr>
+      <w:r>
+        <w:rPr>
+          <w:rFonts w:ascii="Arial" w:hAnsi="Arial" w:eastAsia="Arial"/>
+          <w:b w:val="0"/>
+          <w:color w:val="5C6569"/>
+          <w:sz w:val="18"/>
+        </w:rPr>
+        <w:t>Rentenberaterin</w:t>
       </w:r>
     </w:p>
     <w:sectPr>
       <w:headerReference w:type="default" r:id="rId9"/>
       <w:footerReference w:type="default" r:id="rId10"/>
-      <w:pgSz w:w="12240" w:h="15840"/>
-      <w:pgMar w:top="1191" w:right="1247" w:bottom="1134" w:left="1361" w:header="720" w:footer="720" w:gutter="0"/>
+      <w:pgSz w:w="11906" w:h="16838"/>
+      <w:pgMar w:top="1247" w:right="1134" w:bottom="1134" w:left="1332" w:header="454" w:footer="454" w:gutter="0"/>
       <w:cols w:space="720"/>
       <w:docGrid w:linePitch="360"/>
     </w:sectPr>
@@ -117,19 +270,68 @@
   <w:p>
     <w:pPr>
       <w:pStyle w:val="Footer"/>
-      <w:jc w:val="left"/>
-    </w:pPr>
-    <w:r/>
-    <w:r>
-      <w:rPr>
-        <w:rFonts w:ascii="Times New Roman" w:hAnsi="Times New Roman"/>
-        <w:b w:val="0"/>
-        <w:color w:val="777777"/>
-        <w:sz w:val="17"/>
-      </w:rPr>
-      <w:t>Vertraulich | Bearbeitungsstand Juli 2026 | nur zur Aktenbearbeitung</w:t>
-    </w:r>
+    </w:pPr>
   </w:p>
+  <w:tbl>
+    <w:tblPr>
+      <w:tblW w:type="auto" w:w="0"/>
+      <w:jc w:val="center"/>
+      <w:tblLayout w:type="fixed"/>
+      <w:tblLook w:firstColumn="1" w:firstRow="1" w:lastColumn="0" w:lastRow="0" w:noHBand="0" w:noVBand="1" w:val="04A0"/>
+    </w:tblPr>
+    <w:tblGrid>
+      <w:gridCol w:w="7257"/>
+      <w:gridCol w:w="2154"/>
+    </w:tblGrid>
+    <w:tr>
+      <w:tc>
+        <w:tcPr>
+          <w:tcW w:type="dxa" w:w="7257"/>
+        </w:tcPr>
+        <w:p>
+          <w:r>
+            <w:rPr>
+              <w:rFonts w:ascii="Arial" w:hAnsi="Arial" w:eastAsia="Arial"/>
+              <w:b w:val="0"/>
+              <w:color w:val="5C6569"/>
+              <w:sz w:val="14"/>
+            </w:rPr>
+            <w:t>Mandat RF-26-204 · Wiedervorlage 12. Juli 2026</w:t>
+          </w:r>
+        </w:p>
+      </w:tc>
+      <w:tc>
+        <w:tcPr>
+          <w:tcW w:type="dxa" w:w="2154"/>
+        </w:tcPr>
+        <w:p>
+          <w:pPr>
+            <w:jc w:val="right"/>
+          </w:pPr>
+          <w:r>
+            <w:rPr>
+              <w:rFonts w:ascii="Arial" w:hAnsi="Arial" w:eastAsia="Arial"/>
+              <w:b w:val="0"/>
+              <w:color w:val="5C6569"/>
+              <w:sz w:val="14"/>
+            </w:rPr>
+            <w:t xml:space="preserve">Seite </w:t>
+          </w:r>
+          <w:r>
+            <w:rPr>
+              <w:rFonts w:ascii="Arial" w:hAnsi="Arial" w:eastAsia="Arial"/>
+              <w:b w:val="0"/>
+              <w:color w:val="5C6569"/>
+              <w:sz w:val="14"/>
+            </w:rPr>
+            <w:fldChar w:fldCharType="begin"/>
+            <w:instrText xml:space="preserve">PAGE</w:instrText>
+            <w:fldChar w:fldCharType="end"/>
+          </w:r>
+        </w:p>
+      </w:tc>
+    </w:tr>
+  </w:tbl>
 </w:ftr>
 </file>
 
@@ -138,18 +340,58 @@
   <w:p>
     <w:pPr>
       <w:pStyle w:val="Header"/>
-      <w:jc w:val="left"/>
-    </w:pPr>
-    <w:r/>
+      <w:spacing w:after="20"/>
+    </w:pPr>
     <w:r>
       <w:rPr>
-        <w:rFonts w:ascii="Times New Roman" w:hAnsi="Times New Roman"/>
+        <w:rFonts w:ascii="Arial" w:hAnsi="Arial" w:eastAsia="Arial"/>
+        <w:b/>
+        <w:color w:val="173941"/>
+        <w:sz w:val="19"/>
+      </w:rPr>
+      <w:t>Rentenberatung Frings</w:t>
+    </w:r>
+  </w:p>
+  <w:p>
+    <w:pPr>
+      <w:spacing w:after="0"/>
+    </w:pPr>
+    <w:r>
+      <w:rPr>
+        <w:rFonts w:ascii="Arial" w:hAnsi="Arial" w:eastAsia="Arial"/>
         <w:b w:val="0"/>
-        <w:i w:val="0"/>
-        <w:color w:val="666666"/>
-        <w:sz w:val="17"/>
-      </w:rPr>
-      <w:t>Rentenberatung Jessen &amp; Kollegium | Renten- und Versorgungsakte | Bearbeitungsstand Juli 2026</w:t>
+        <w:color w:val="5C6569"/>
+        <w:sz w:val="14"/>
+      </w:rPr>
+      <w:t>Hohenzollernring 57 · 50672 Köln</w:t>
+    </w:r>
+  </w:p>
+  <w:p>
+    <w:pPr>
+      <w:spacing w:after="0"/>
+    </w:pPr>
+    <w:r>
+      <w:rPr>
+        <w:rFonts w:ascii="Arial" w:hAnsi="Arial" w:eastAsia="Arial"/>
+        <w:b w:val="0"/>
+        <w:color w:val="5C6569"/>
+        <w:sz w:val="14"/>
+      </w:rPr>
+      <w:t>Telefon 0221 29917-0 · Telefax 0221 29917-29 · post@rentenberatung-frings.de</w:t>
+    </w:r>
+  </w:p>
+  <w:p>
+    <w:pPr>
+      <w:spacing w:after="0"/>
+    </w:pPr>
+    <w:r>
+      <w:rPr>
+        <w:rFonts w:ascii="Arial" w:hAnsi="Arial" w:eastAsia="Arial"/>
+        <w:b w:val="0"/>
+        <w:color w:val="5C6569"/>
+        <w:sz w:val="14"/>
+      </w:rPr>
+      <w:t>Rentenberaterin Jana Frings · Registriert im Rechtsdienstleistungsregister</w:t>
     </w:r>
   </w:p>
 </w:hdr>
@@ -518,9 +760,13 @@
     <w:name w:val="Normal"/>
     <w:qFormat/>
     <w:rsid w:val="00FC693F"/>
+    <w:pPr>
+      <w:spacing w:after="120" w:line="259" w:lineRule="auto"/>
+      <w:widowControl/>
+    </w:pPr>
     <w:rPr>
-      <w:rFonts w:ascii="Times New Roman" w:hAnsi="Times New Roman"/>
-      <w:sz w:val="22"/>
+      <w:rFonts w:ascii="Arial" w:hAnsi="Arial"/>
+      <w:sz w:val="21"/>
     </w:rPr>
   </w:style>
   <w:style w:type="paragraph" w:styleId="Header">
@@ -578,15 +824,15 @@
     <w:pPr>
       <w:keepNext/>
       <w:keepLines/>
-      <w:spacing w:before="480" w:after="0"/>
+      <w:spacing w:before="200" w:after="120"/>
       <w:outlineLvl w:val="0"/>
     </w:pPr>
     <w:rPr>
-      <w:rFonts w:asciiTheme="majorHAnsi" w:eastAsiaTheme="majorEastAsia" w:hAnsiTheme="majorHAnsi" w:cstheme="majorBidi" w:ascii="Times New Roman" w:hAnsi="Times New Roman"/>
+      <w:rFonts w:asciiTheme="majorHAnsi" w:eastAsiaTheme="majorEastAsia" w:hAnsiTheme="majorHAnsi" w:cstheme="majorBidi" w:ascii="Arial" w:hAnsi="Arial"/>
       <w:b/>
       <w:bCs/>
-      <w:color w:val="365F91" w:themeColor="accent1" w:themeShade="BF"/>
-      <w:sz w:val="28"/>
+      <w:color w:val="173941"/>
+      <w:sz w:val="26"/>
       <w:szCs w:val="28"/>
     </w:rPr>
   </w:style>
@@ -602,15 +848,15 @@
     <w:pPr>
       <w:keepNext/>
       <w:keepLines/>
-      <w:spacing w:before="200" w:after="0"/>
+      <w:spacing w:before="200" w:after="120"/>
       <w:outlineLvl w:val="1"/>
     </w:pPr>
     <w:rPr>
-      <w:rFonts w:asciiTheme="majorHAnsi" w:eastAsiaTheme="majorEastAsia" w:hAnsiTheme="majorHAnsi" w:cstheme="majorBidi" w:ascii="Times New Roman" w:hAnsi="Times New Roman"/>
+      <w:rFonts w:asciiTheme="majorHAnsi" w:eastAsiaTheme="majorEastAsia" w:hAnsiTheme="majorHAnsi" w:cstheme="majorBidi" w:ascii="Arial" w:hAnsi="Arial"/>
       <w:b/>
       <w:bCs/>
-      <w:color w:val="4F81BD" w:themeColor="accent1"/>
-      <w:sz w:val="24"/>
+      <w:color w:val="173941"/>
+      <w:sz w:val="22"/>
       <w:szCs w:val="26"/>
     </w:rPr>
   </w:style>
@@ -864,19 +1110,20 @@
     <w:qFormat/>
     <w:rsid w:val="00FC693F"/>
     <w:pPr>
+      <w:keepNext/>
       <w:pBdr>
         <w:bottom w:val="single" w:sz="8" w:space="4" w:color="4F81BD" w:themeColor="accent1"/>
       </w:pBdr>
-      <w:spacing w:after="300" w:line="240" w:lineRule="auto"/>
+      <w:spacing w:after="120" w:line="240" w:lineRule="auto" w:before="0"/>
       <w:contextualSpacing/>
     </w:pPr>
     <w:rPr>
-      <w:rFonts w:asciiTheme="majorHAnsi" w:eastAsiaTheme="majorEastAsia" w:hAnsiTheme="majorHAnsi" w:cstheme="majorBidi" w:ascii="Times New Roman" w:hAnsi="Times New Roman"/>
+      <w:rFonts w:asciiTheme="majorHAnsi" w:eastAsiaTheme="majorEastAsia" w:hAnsiTheme="majorHAnsi" w:cstheme="majorBidi" w:ascii="Arial" w:hAnsi="Arial"/>
       <w:b/>
-      <w:color w:val="17365D" w:themeColor="text2" w:themeShade="BF"/>
+      <w:color w:val="173941"/>
       <w:spacing w:val="5"/>
       <w:kern w:val="28"/>
-      <w:sz w:val="30"/>
+      <w:sz w:val="36"/>
       <w:szCs w:val="52"/>
     </w:rPr>
   </w:style>
